--- a/machine_learning_basics/clustering.docx
+++ b/machine_learning_basics/clustering.docx
@@ -1,9 +1,12 @@
 
 <file path=word/document.xml><?xml version="1.0" encoding="utf-8"?>
-<w:document xmlns:wpc="http://schemas.microsoft.com/office/word/2010/wordprocessingCanvas" xmlns:cx="http://schemas.microsoft.com/office/drawing/2014/chartex" xmlns:cx1="http://schemas.microsoft.com/office/drawing/2015/9/8/chartex" xmlns:cx2="http://schemas.microsoft.com/office/drawing/2015/10/21/chartex" xmlns:cx3="http://schemas.microsoft.com/office/drawing/2016/5/9/chartex" xmlns:cx4="http://schemas.microsoft.com/office/drawing/2016/5/10/chartex" xmlns:cx5="http://schemas.microsoft.com/office/drawing/2016/5/11/chartex" xmlns:cx6="http://schemas.microsoft.com/office/drawing/2016/5/12/chartex" xmlns:cx7="http://schemas.microsoft.com/office/drawing/2016/5/13/chartex" xmlns:cx8="http://schemas.microsoft.com/office/drawing/2016/5/14/chartex" xmlns:mc="http://schemas.openxmlformats.org/markup-compatibility/2006" xmlns:aink="http://schemas.microsoft.com/office/drawing/2016/ink" xmlns:am3d="http://schemas.microsoft.com/office/drawing/2017/model3d" xmlns:o="urn:schemas-microsoft-com:office:office" xmlns:oel="http://schemas.microsoft.com/office/2019/extlst" xmlns:r="http://schemas.openxmlformats.org/officeDocument/2006/relationships" xmlns:m="http://schemas.openxmlformats.org/officeDocument/2006/math" xmlns:v="urn:schemas-microsoft-com:vml" xmlns:wp14="http://schemas.microsoft.com/office/word/2010/wordprocessingDrawing" xmlns:wp="http://schemas.openxmlformats.org/drawingml/2006/wordprocessingDrawing" xmlns:w10="urn:schemas-microsoft-com:office:word" xmlns:w="http://schemas.openxmlformats.org/wordprocessingml/2006/main" xmlns:w14="http://schemas.microsoft.com/office/word/2010/wordml" xmlns:w15="http://schemas.microsoft.com/office/word/2012/wordml" xmlns:w16cex="http://schemas.microsoft.com/office/word/2018/wordml/cex" xmlns:w16cid="http://schemas.microsoft.com/office/word/2016/wordml/cid" xmlns:w16="http://schemas.microsoft.com/office/word/2018/wordml" xmlns:w16du="http://schemas.microsoft.com/office/word/2023/wordml/word16du" xmlns:w16sdtdh="http://schemas.microsoft.com/office/word/2020/wordml/sdtdatahash" xmlns:w16se="http://schemas.microsoft.com/office/word/2015/wordml/symex" xmlns:wpg="http://schemas.microsoft.com/office/word/2010/wordprocessingGroup" xmlns:wpi="http://schemas.microsoft.com/office/word/2010/wordprocessingInk" xmlns:wne="http://schemas.microsoft.com/office/word/2006/wordml" xmlns:wps="http://schemas.microsoft.com/office/word/2010/wordprocessingShape" mc:Ignorable="w14 w15 w16se w16cid w16 w16cex w16sdtdh w16du wp14">
+<w:document xmlns:wpc="http://schemas.microsoft.com/office/word/2010/wordprocessingCanvas" xmlns:cx="http://schemas.microsoft.com/office/drawing/2014/chartex" xmlns:cx1="http://schemas.microsoft.com/office/drawing/2015/9/8/chartex" xmlns:cx2="http://schemas.microsoft.com/office/drawing/2015/10/21/chartex" xmlns:cx3="http://schemas.microsoft.com/office/drawing/2016/5/9/chartex" xmlns:cx4="http://schemas.microsoft.com/office/drawing/2016/5/10/chartex" xmlns:cx5="http://schemas.microsoft.com/office/drawing/2016/5/11/chartex" xmlns:cx6="http://schemas.microsoft.com/office/drawing/2016/5/12/chartex" xmlns:cx7="http://schemas.microsoft.com/office/drawing/2016/5/13/chartex" xmlns:cx8="http://schemas.microsoft.com/office/drawing/2016/5/14/chartex" xmlns:mc="http://schemas.openxmlformats.org/markup-compatibility/2006" xmlns:aink="http://schemas.microsoft.com/office/drawing/2016/ink" xmlns:am3d="http://schemas.microsoft.com/office/drawing/2017/model3d" xmlns:o="urn:schemas-microsoft-com:office:office" xmlns:oel="http://schemas.microsoft.com/office/2019/extlst" xmlns:r="http://schemas.openxmlformats.org/officeDocument/2006/relationships" xmlns:m="http://schemas.openxmlformats.org/officeDocument/2006/math" xmlns:v="urn:schemas-microsoft-com:vml" xmlns:wp14="http://schemas.microsoft.com/office/word/2010/wordprocessingDrawing" xmlns:wp="http://schemas.openxmlformats.org/drawingml/2006/wordprocessingDrawing" xmlns:w10="urn:schemas-microsoft-com:office:word" xmlns:w="http://schemas.openxmlformats.org/wordprocessingml/2006/main" xmlns:w14="http://schemas.microsoft.com/office/word/2010/wordml" xmlns:w15="http://schemas.microsoft.com/office/word/2012/wordml" xmlns:w16cex="http://schemas.microsoft.com/office/word/2018/wordml/cex" xmlns:w16cid="http://schemas.microsoft.com/office/word/2016/wordml/cid" xmlns:w16="http://schemas.microsoft.com/office/word/2018/wordml" xmlns:w16du="http://schemas.microsoft.com/office/word/2023/wordml/word16du" xmlns:w16sdtdh="http://schemas.microsoft.com/office/word/2020/wordml/sdtdatahash" xmlns:w16sdtfl="http://schemas.microsoft.com/office/word/2024/wordml/sdtformatlock" xmlns:w16se="http://schemas.microsoft.com/office/word/2015/wordml/symex" xmlns:wpg="http://schemas.microsoft.com/office/word/2010/wordprocessingGroup" xmlns:wpi="http://schemas.microsoft.com/office/word/2010/wordprocessingInk" xmlns:wne="http://schemas.microsoft.com/office/word/2006/wordml" xmlns:wps="http://schemas.microsoft.com/office/word/2010/wordprocessingShape" mc:Ignorable="w14 w15 w16se w16cid w16 w16cex w16sdtdh w16sdtfl w16du wp14">
   <w:body>
     <w:p>
       <w:r>
+        <w:rPr>
+          <w:noProof/>
+        </w:rPr>
         <w:drawing>
           <wp:inline distT="0" distB="0" distL="0" distR="0" wp14:anchorId="4486F65B" wp14:editId="33DE6298">
             <wp:extent cx="5731510" cy="3010535"/>
@@ -43,6 +46,9 @@
     </w:p>
     <w:p>
       <w:r>
+        <w:rPr>
+          <w:noProof/>
+        </w:rPr>
         <w:drawing>
           <wp:inline distT="0" distB="0" distL="0" distR="0" wp14:anchorId="62683D9C" wp14:editId="54106D40">
             <wp:extent cx="4054191" cy="2400508"/>
@@ -82,6 +88,9 @@
     </w:p>
     <w:p>
       <w:r>
+        <w:rPr>
+          <w:noProof/>
+        </w:rPr>
         <w:drawing>
           <wp:inline distT="0" distB="0" distL="0" distR="0" wp14:anchorId="76B896B4" wp14:editId="1EC9BE82">
             <wp:extent cx="5731510" cy="2419985"/>
@@ -137,6 +146,9 @@
     </w:p>
     <w:p>
       <w:r>
+        <w:rPr>
+          <w:noProof/>
+        </w:rPr>
         <w:lastRenderedPageBreak/>
         <w:drawing>
           <wp:inline distT="0" distB="0" distL="0" distR="0" wp14:anchorId="71C59793" wp14:editId="737C11F7">
@@ -201,6 +213,7 @@
         <w:rPr>
           <w:b/>
           <w:bCs/>
+          <w:noProof/>
         </w:rPr>
         <w:drawing>
           <wp:inline distT="0" distB="0" distL="0" distR="0" wp14:anchorId="2D0CE488" wp14:editId="4FBB4616">
@@ -239,6 +252,207 @@
         </w:drawing>
       </w:r>
     </w:p>
+    <w:p>
+      <w:pPr>
+        <w:rPr>
+          <w:b/>
+          <w:bCs/>
+        </w:rPr>
+      </w:pPr>
+    </w:p>
+    <w:p>
+      <w:pPr>
+        <w:rPr>
+          <w:b/>
+          <w:bCs/>
+        </w:rPr>
+      </w:pPr>
+      <w:r>
+        <w:rPr>
+          <w:b/>
+          <w:bCs/>
+        </w:rPr>
+        <w:t>ANOTHER METHOD TO FIND NO OF CLUSTER</w:t>
+      </w:r>
+    </w:p>
+    <w:p>
+      <w:pPr>
+        <w:rPr>
+          <w:b/>
+          <w:bCs/>
+        </w:rPr>
+      </w:pPr>
+      <w:r>
+        <w:rPr>
+          <w:b/>
+          <w:bCs/>
+        </w:rPr>
+        <w:t>Silhouette Score</w:t>
+      </w:r>
+    </w:p>
+    <w:p>
+      <w:r>
+        <w:t>It measures data points distance inside a cluster and the distance between current and other cluster, has three values +1, 0, -1 that indicates how well the points are clustered properly.</w:t>
+      </w:r>
+    </w:p>
+    <w:p>
+      <w:r>
+        <w:lastRenderedPageBreak/>
+        <w:drawing>
+          <wp:inline distT="0" distB="0" distL="0" distR="0" wp14:anchorId="28958CED" wp14:editId="6B789892">
+            <wp:extent cx="5731510" cy="2494915"/>
+            <wp:effectExtent l="0" t="0" r="2540" b="635"/>
+            <wp:docPr id="1044794885" name="Picture 1"/>
+            <wp:cNvGraphicFramePr>
+              <a:graphicFrameLocks xmlns:a="http://schemas.openxmlformats.org/drawingml/2006/main" noChangeAspect="1"/>
+            </wp:cNvGraphicFramePr>
+            <a:graphic xmlns:a="http://schemas.openxmlformats.org/drawingml/2006/main">
+              <a:graphicData uri="http://schemas.openxmlformats.org/drawingml/2006/picture">
+                <pic:pic xmlns:pic="http://schemas.openxmlformats.org/drawingml/2006/picture">
+                  <pic:nvPicPr>
+                    <pic:cNvPr id="1044794885" name=""/>
+                    <pic:cNvPicPr/>
+                  </pic:nvPicPr>
+                  <pic:blipFill>
+                    <a:blip r:embed="rId9"/>
+                    <a:stretch>
+                      <a:fillRect/>
+                    </a:stretch>
+                  </pic:blipFill>
+                  <pic:spPr>
+                    <a:xfrm>
+                      <a:off x="0" y="0"/>
+                      <a:ext cx="5731510" cy="2494915"/>
+                    </a:xfrm>
+                    <a:prstGeom prst="rect">
+                      <a:avLst/>
+                    </a:prstGeom>
+                  </pic:spPr>
+                </pic:pic>
+              </a:graphicData>
+            </a:graphic>
+          </wp:inline>
+        </w:drawing>
+      </w:r>
+    </w:p>
+    <w:p>
+      <w:r>
+        <w:drawing>
+          <wp:inline distT="0" distB="0" distL="0" distR="0" wp14:anchorId="172B5BB6" wp14:editId="2FBA69E5">
+            <wp:extent cx="5731510" cy="3037840"/>
+            <wp:effectExtent l="0" t="0" r="2540" b="0"/>
+            <wp:docPr id="2132405964" name="Picture 1"/>
+            <wp:cNvGraphicFramePr>
+              <a:graphicFrameLocks xmlns:a="http://schemas.openxmlformats.org/drawingml/2006/main" noChangeAspect="1"/>
+            </wp:cNvGraphicFramePr>
+            <a:graphic xmlns:a="http://schemas.openxmlformats.org/drawingml/2006/main">
+              <a:graphicData uri="http://schemas.openxmlformats.org/drawingml/2006/picture">
+                <pic:pic xmlns:pic="http://schemas.openxmlformats.org/drawingml/2006/picture">
+                  <pic:nvPicPr>
+                    <pic:cNvPr id="2132405964" name=""/>
+                    <pic:cNvPicPr/>
+                  </pic:nvPicPr>
+                  <pic:blipFill>
+                    <a:blip r:embed="rId10"/>
+                    <a:stretch>
+                      <a:fillRect/>
+                    </a:stretch>
+                  </pic:blipFill>
+                  <pic:spPr>
+                    <a:xfrm>
+                      <a:off x="0" y="0"/>
+                      <a:ext cx="5731510" cy="3037840"/>
+                    </a:xfrm>
+                    <a:prstGeom prst="rect">
+                      <a:avLst/>
+                    </a:prstGeom>
+                  </pic:spPr>
+                </pic:pic>
+              </a:graphicData>
+            </a:graphic>
+          </wp:inline>
+        </w:drawing>
+      </w:r>
+    </w:p>
+    <w:p>
+      <w:r>
+        <w:drawing>
+          <wp:inline distT="0" distB="0" distL="0" distR="0" wp14:anchorId="0A77922D" wp14:editId="5210D60B">
+            <wp:extent cx="5731510" cy="2930525"/>
+            <wp:effectExtent l="0" t="0" r="2540" b="3175"/>
+            <wp:docPr id="1678474787" name="Picture 1"/>
+            <wp:cNvGraphicFramePr>
+              <a:graphicFrameLocks xmlns:a="http://schemas.openxmlformats.org/drawingml/2006/main" noChangeAspect="1"/>
+            </wp:cNvGraphicFramePr>
+            <a:graphic xmlns:a="http://schemas.openxmlformats.org/drawingml/2006/main">
+              <a:graphicData uri="http://schemas.openxmlformats.org/drawingml/2006/picture">
+                <pic:pic xmlns:pic="http://schemas.openxmlformats.org/drawingml/2006/picture">
+                  <pic:nvPicPr>
+                    <pic:cNvPr id="1678474787" name=""/>
+                    <pic:cNvPicPr/>
+                  </pic:nvPicPr>
+                  <pic:blipFill>
+                    <a:blip r:embed="rId11"/>
+                    <a:stretch>
+                      <a:fillRect/>
+                    </a:stretch>
+                  </pic:blipFill>
+                  <pic:spPr>
+                    <a:xfrm>
+                      <a:off x="0" y="0"/>
+                      <a:ext cx="5731510" cy="2930525"/>
+                    </a:xfrm>
+                    <a:prstGeom prst="rect">
+                      <a:avLst/>
+                    </a:prstGeom>
+                  </pic:spPr>
+                </pic:pic>
+              </a:graphicData>
+            </a:graphic>
+          </wp:inline>
+        </w:drawing>
+      </w:r>
+    </w:p>
+    <w:p>
+      <w:r>
+        <w:lastRenderedPageBreak/>
+        <w:drawing>
+          <wp:inline distT="0" distB="0" distL="0" distR="0" wp14:anchorId="6D2B2507" wp14:editId="28326467">
+            <wp:extent cx="5731510" cy="3994785"/>
+            <wp:effectExtent l="0" t="0" r="2540" b="5715"/>
+            <wp:docPr id="121779522" name="Picture 1"/>
+            <wp:cNvGraphicFramePr>
+              <a:graphicFrameLocks xmlns:a="http://schemas.openxmlformats.org/drawingml/2006/main" noChangeAspect="1"/>
+            </wp:cNvGraphicFramePr>
+            <a:graphic xmlns:a="http://schemas.openxmlformats.org/drawingml/2006/main">
+              <a:graphicData uri="http://schemas.openxmlformats.org/drawingml/2006/picture">
+                <pic:pic xmlns:pic="http://schemas.openxmlformats.org/drawingml/2006/picture">
+                  <pic:nvPicPr>
+                    <pic:cNvPr id="121779522" name=""/>
+                    <pic:cNvPicPr/>
+                  </pic:nvPicPr>
+                  <pic:blipFill>
+                    <a:blip r:embed="rId12"/>
+                    <a:stretch>
+                      <a:fillRect/>
+                    </a:stretch>
+                  </pic:blipFill>
+                  <pic:spPr>
+                    <a:xfrm>
+                      <a:off x="0" y="0"/>
+                      <a:ext cx="5731510" cy="3994785"/>
+                    </a:xfrm>
+                    <a:prstGeom prst="rect">
+                      <a:avLst/>
+                    </a:prstGeom>
+                  </pic:spPr>
+                </pic:pic>
+              </a:graphicData>
+            </a:graphic>
+          </wp:inline>
+        </w:drawing>
+      </w:r>
+    </w:p>
     <w:sectPr>
       <w:pgSz w:w="11906" w:h="16838"/>
       <w:pgMar w:top="1440" w:right="1440" w:bottom="1440" w:left="1440" w:header="708" w:footer="708" w:gutter="0"/>
@@ -250,7 +464,7 @@
 </file>
 
 <file path=word/styles.xml><?xml version="1.0" encoding="utf-8"?>
-<w:styles xmlns:mc="http://schemas.openxmlformats.org/markup-compatibility/2006" xmlns:r="http://schemas.openxmlformats.org/officeDocument/2006/relationships" xmlns:w="http://schemas.openxmlformats.org/wordprocessingml/2006/main" xmlns:w14="http://schemas.microsoft.com/office/word/2010/wordml" xmlns:w15="http://schemas.microsoft.com/office/word/2012/wordml" xmlns:w16cex="http://schemas.microsoft.com/office/word/2018/wordml/cex" xmlns:w16cid="http://schemas.microsoft.com/office/word/2016/wordml/cid" xmlns:w16="http://schemas.microsoft.com/office/word/2018/wordml" xmlns:w16du="http://schemas.microsoft.com/office/word/2023/wordml/word16du" xmlns:w16sdtdh="http://schemas.microsoft.com/office/word/2020/wordml/sdtdatahash" xmlns:w16se="http://schemas.microsoft.com/office/word/2015/wordml/symex" mc:Ignorable="w14 w15 w16se w16cid w16 w16cex w16sdtdh w16du">
+<w:styles xmlns:mc="http://schemas.openxmlformats.org/markup-compatibility/2006" xmlns:r="http://schemas.openxmlformats.org/officeDocument/2006/relationships" xmlns:w="http://schemas.openxmlformats.org/wordprocessingml/2006/main" xmlns:w14="http://schemas.microsoft.com/office/word/2010/wordml" xmlns:w15="http://schemas.microsoft.com/office/word/2012/wordml" xmlns:w16cex="http://schemas.microsoft.com/office/word/2018/wordml/cex" xmlns:w16cid="http://schemas.microsoft.com/office/word/2016/wordml/cid" xmlns:w16="http://schemas.microsoft.com/office/word/2018/wordml" xmlns:w16du="http://schemas.microsoft.com/office/word/2023/wordml/word16du" xmlns:w16sdtdh="http://schemas.microsoft.com/office/word/2020/wordml/sdtdatahash" xmlns:w16sdtfl="http://schemas.microsoft.com/office/word/2024/wordml/sdtformatlock" xmlns:w16se="http://schemas.microsoft.com/office/word/2015/wordml/symex" mc:Ignorable="w14 w15 w16se w16cid w16 w16cex w16sdtdh w16sdtfl w16du">
   <w:docDefaults>
     <w:rPrDefault>
       <w:rPr>

--- a/machine_learning_basics/clustering.docx
+++ b/machine_learning_basics/clustering.docx
@@ -297,6 +297,9 @@
     </w:p>
     <w:p>
       <w:r>
+        <w:rPr>
+          <w:noProof/>
+        </w:rPr>
         <w:lastRenderedPageBreak/>
         <w:drawing>
           <wp:inline distT="0" distB="0" distL="0" distR="0" wp14:anchorId="28958CED" wp14:editId="6B789892">
@@ -337,6 +340,9 @@
     </w:p>
     <w:p>
       <w:r>
+        <w:rPr>
+          <w:noProof/>
+        </w:rPr>
         <w:drawing>
           <wp:inline distT="0" distB="0" distL="0" distR="0" wp14:anchorId="172B5BB6" wp14:editId="2FBA69E5">
             <wp:extent cx="5731510" cy="3037840"/>
@@ -376,6 +382,9 @@
     </w:p>
     <w:p>
       <w:r>
+        <w:rPr>
+          <w:noProof/>
+        </w:rPr>
         <w:drawing>
           <wp:inline distT="0" distB="0" distL="0" distR="0" wp14:anchorId="0A77922D" wp14:editId="5210D60B">
             <wp:extent cx="5731510" cy="2930525"/>
@@ -415,6 +424,9 @@
     </w:p>
     <w:p>
       <w:r>
+        <w:rPr>
+          <w:noProof/>
+        </w:rPr>
         <w:lastRenderedPageBreak/>
         <w:drawing>
           <wp:inline distT="0" distB="0" distL="0" distR="0" wp14:anchorId="6D2B2507" wp14:editId="28326467">
@@ -453,6 +465,225 @@
         </w:drawing>
       </w:r>
     </w:p>
+    <w:p>
+      <w:pPr>
+        <w:rPr>
+          <w:b/>
+          <w:bCs/>
+        </w:rPr>
+      </w:pPr>
+    </w:p>
+    <w:p>
+      <w:pPr>
+        <w:rPr>
+          <w:b/>
+          <w:bCs/>
+        </w:rPr>
+      </w:pPr>
+      <w:r>
+        <w:rPr>
+          <w:b/>
+          <w:bCs/>
+        </w:rPr>
+        <w:t>GAP STATISTICS:</w:t>
+      </w:r>
+    </w:p>
+    <w:p>
+      <w:pPr>
+        <w:rPr>
+          <w:b/>
+          <w:bCs/>
+        </w:rPr>
+      </w:pPr>
+      <w:r>
+        <w:t xml:space="preserve">We create random data (not random clustered data) with the same shape and range as the original data. Then, for both the real data and the random data, we calculate the mean within-cluster distance (dispersion) for different values of k. The difference between the log of these values gives us </w:t>
+      </w:r>
+      <w:r>
+        <w:lastRenderedPageBreak/>
+        <w:t>the Gap Statistic.</w:t>
+      </w:r>
+      <w:r>
+        <w:rPr>
+          <w:b/>
+          <w:bCs/>
+        </w:rPr>
+        <w:drawing>
+          <wp:inline distT="0" distB="0" distL="0" distR="0" wp14:anchorId="6F0A2CD7" wp14:editId="169F44CF">
+            <wp:extent cx="5731510" cy="3623310"/>
+            <wp:effectExtent l="0" t="0" r="2540" b="0"/>
+            <wp:docPr id="1361744699" name="Picture 1"/>
+            <wp:cNvGraphicFramePr>
+              <a:graphicFrameLocks xmlns:a="http://schemas.openxmlformats.org/drawingml/2006/main" noChangeAspect="1"/>
+            </wp:cNvGraphicFramePr>
+            <a:graphic xmlns:a="http://schemas.openxmlformats.org/drawingml/2006/main">
+              <a:graphicData uri="http://schemas.openxmlformats.org/drawingml/2006/picture">
+                <pic:pic xmlns:pic="http://schemas.openxmlformats.org/drawingml/2006/picture">
+                  <pic:nvPicPr>
+                    <pic:cNvPr id="1361744699" name=""/>
+                    <pic:cNvPicPr/>
+                  </pic:nvPicPr>
+                  <pic:blipFill>
+                    <a:blip r:embed="rId13"/>
+                    <a:stretch>
+                      <a:fillRect/>
+                    </a:stretch>
+                  </pic:blipFill>
+                  <pic:spPr>
+                    <a:xfrm>
+                      <a:off x="0" y="0"/>
+                      <a:ext cx="5731510" cy="3623310"/>
+                    </a:xfrm>
+                    <a:prstGeom prst="rect">
+                      <a:avLst/>
+                    </a:prstGeom>
+                  </pic:spPr>
+                </pic:pic>
+              </a:graphicData>
+            </a:graphic>
+          </wp:inline>
+        </w:drawing>
+      </w:r>
+    </w:p>
+    <w:p>
+      <w:pPr>
+        <w:rPr>
+          <w:b/>
+          <w:bCs/>
+        </w:rPr>
+      </w:pPr>
+      <w:r>
+        <w:rPr>
+          <w:b/>
+          <w:bCs/>
+        </w:rPr>
+        <w:drawing>
+          <wp:inline distT="0" distB="0" distL="0" distR="0" wp14:anchorId="20CC8DFF" wp14:editId="62702A87">
+            <wp:extent cx="5677392" cy="3787468"/>
+            <wp:effectExtent l="0" t="0" r="0" b="3810"/>
+            <wp:docPr id="654371043" name="Picture 1"/>
+            <wp:cNvGraphicFramePr>
+              <a:graphicFrameLocks xmlns:a="http://schemas.openxmlformats.org/drawingml/2006/main" noChangeAspect="1"/>
+            </wp:cNvGraphicFramePr>
+            <a:graphic xmlns:a="http://schemas.openxmlformats.org/drawingml/2006/main">
+              <a:graphicData uri="http://schemas.openxmlformats.org/drawingml/2006/picture">
+                <pic:pic xmlns:pic="http://schemas.openxmlformats.org/drawingml/2006/picture">
+                  <pic:nvPicPr>
+                    <pic:cNvPr id="654371043" name=""/>
+                    <pic:cNvPicPr/>
+                  </pic:nvPicPr>
+                  <pic:blipFill>
+                    <a:blip r:embed="rId14"/>
+                    <a:stretch>
+                      <a:fillRect/>
+                    </a:stretch>
+                  </pic:blipFill>
+                  <pic:spPr>
+                    <a:xfrm>
+                      <a:off x="0" y="0"/>
+                      <a:ext cx="5677392" cy="3787468"/>
+                    </a:xfrm>
+                    <a:prstGeom prst="rect">
+                      <a:avLst/>
+                    </a:prstGeom>
+                  </pic:spPr>
+                </pic:pic>
+              </a:graphicData>
+            </a:graphic>
+          </wp:inline>
+        </w:drawing>
+      </w:r>
+    </w:p>
+    <w:p>
+      <w:pPr>
+        <w:rPr>
+          <w:b/>
+          <w:bCs/>
+        </w:rPr>
+      </w:pPr>
+      <w:r>
+        <w:rPr>
+          <w:b/>
+          <w:bCs/>
+        </w:rPr>
+        <w:lastRenderedPageBreak/>
+        <w:drawing>
+          <wp:inline distT="0" distB="0" distL="0" distR="0" wp14:anchorId="3669EF4D" wp14:editId="34B1C6BC">
+            <wp:extent cx="5731510" cy="3146425"/>
+            <wp:effectExtent l="0" t="0" r="2540" b="0"/>
+            <wp:docPr id="899705069" name="Picture 1"/>
+            <wp:cNvGraphicFramePr>
+              <a:graphicFrameLocks xmlns:a="http://schemas.openxmlformats.org/drawingml/2006/main" noChangeAspect="1"/>
+            </wp:cNvGraphicFramePr>
+            <a:graphic xmlns:a="http://schemas.openxmlformats.org/drawingml/2006/main">
+              <a:graphicData uri="http://schemas.openxmlformats.org/drawingml/2006/picture">
+                <pic:pic xmlns:pic="http://schemas.openxmlformats.org/drawingml/2006/picture">
+                  <pic:nvPicPr>
+                    <pic:cNvPr id="899705069" name=""/>
+                    <pic:cNvPicPr/>
+                  </pic:nvPicPr>
+                  <pic:blipFill>
+                    <a:blip r:embed="rId15"/>
+                    <a:stretch>
+                      <a:fillRect/>
+                    </a:stretch>
+                  </pic:blipFill>
+                  <pic:spPr>
+                    <a:xfrm>
+                      <a:off x="0" y="0"/>
+                      <a:ext cx="5731510" cy="3146425"/>
+                    </a:xfrm>
+                    <a:prstGeom prst="rect">
+                      <a:avLst/>
+                    </a:prstGeom>
+                  </pic:spPr>
+                </pic:pic>
+              </a:graphicData>
+            </a:graphic>
+          </wp:inline>
+        </w:drawing>
+      </w:r>
+    </w:p>
+    <w:p>
+      <w:pPr>
+        <w:rPr>
+          <w:b/>
+          <w:bCs/>
+        </w:rPr>
+      </w:pPr>
+      <w:r>
+        <w:rPr>
+          <w:b/>
+          <w:bCs/>
+        </w:rPr>
+        <w:t>what is within-cluster dispersion. this means</w:t>
+      </w:r>
+    </w:p>
+    <w:p>
+      <w:r>
+        <w:rPr>
+          <w:rFonts w:ascii="Segoe UI Emoji" w:hAnsi="Segoe UI Emoji" w:cs="Segoe UI Emoji"/>
+          <w:b/>
+          <w:bCs/>
+        </w:rPr>
+        <w:t>📏</w:t>
+      </w:r>
+      <w:r>
+        <w:rPr>
+          <w:b/>
+          <w:bCs/>
+        </w:rPr>
+        <w:t xml:space="preserve"> </w:t>
+      </w:r>
+      <w:r>
+        <w:t>Within-cluster dispersion (also called within-cluster sum of squares or Wk) tells us:</w:t>
+      </w:r>
+    </w:p>
+    <w:p>
+      <w:r>
+        <w:t>How close the points in a cluster are to the center (centroid) of that cluster.</w:t>
+      </w:r>
+    </w:p>
+    <w:p/>
     <w:sectPr>
       <w:pgSz w:w="11906" w:h="16838"/>
       <w:pgMar w:top="1440" w:right="1440" w:bottom="1440" w:left="1440" w:header="708" w:footer="708" w:gutter="0"/>
@@ -867,7 +1098,6 @@
   <w:style w:type="character" w:default="1" w:styleId="DefaultParagraphFont">
     <w:name w:val="Default Paragraph Font"/>
     <w:uiPriority w:val="1"/>
-    <w:semiHidden/>
     <w:unhideWhenUsed/>
   </w:style>
   <w:style w:type="table" w:default="1" w:styleId="TableNormal">
